--- a/Documentación/plantilla_modelado-BD.docx
+++ b/Documentación/plantilla_modelado-BD.docx
@@ -223,16 +223,6 @@
         <w:ind w:left="2700"/>
       </w:pPr>
     </w:p>
-    <w:p>
-      <w:pPr>
-        <w:ind w:left="2700"/>
-      </w:pPr>
-    </w:p>
-    <w:p>
-      <w:pPr>
-        <w:ind w:left="2700"/>
-      </w:pPr>
-    </w:p>
     <w:tbl>
       <w:tblPr>
         <w:tblW w:w="0" w:type="auto"/>
@@ -247,14 +237,13 @@
         <w:tblLook w:val="0000" w:firstRow="0" w:lastRow="0" w:firstColumn="0" w:lastColumn="0" w:noHBand="0" w:noVBand="0"/>
       </w:tblPr>
       <w:tblGrid>
-        <w:gridCol w:w="2125"/>
-        <w:gridCol w:w="825"/>
+        <w:gridCol w:w="1327"/>
         <w:gridCol w:w="2994"/>
       </w:tblGrid>
       <w:tr>
         <w:tc>
           <w:tcPr>
-            <w:tcW w:w="2125" w:type="dxa"/>
+            <w:tcW w:w="825" w:type="dxa"/>
             <w:vAlign w:val="center"/>
           </w:tcPr>
           <w:p>
@@ -262,10 +251,10 @@
               <w:jc w:val="center"/>
             </w:pPr>
             <w:r>
-              <w:br/>
-            </w:r>
-            <w:r>
-              <w:pict w14:anchorId="77C9F7A9">
+              <w:rPr>
+                <w:noProof/>
+              </w:rPr>
+              <w:pict w14:anchorId="129A75EA">
                 <v:shapetype id="_x0000_t75" coordsize="21600,21600" o:spt="75" o:preferrelative="t" path="m@4@5l@4@11@9@11@9@5xe" filled="f" stroked="f">
                   <v:stroke joinstyle="miter"/>
                   <v:formulas>
@@ -285,22 +274,12 @@
                   <v:path o:extrusionok="f" gradientshapeok="t" o:connecttype="rect"/>
                   <o:lock v:ext="edit" aspectratio="t"/>
                 </v:shapetype>
-                <v:shape id="_x0000_i1025" type="#_x0000_t75" style="width:80.75pt;height:40.7pt">
+                <v:shape id="_x0000_s2051" type="#_x0000_t75" style="position:absolute;left:0;text-align:left;margin-left:4.4pt;margin-top:-69.4pt;width:59.35pt;height:59.35pt;z-index:-1;mso-position-horizontal-relative:text;mso-position-vertical-relative:text" wrapcoords="-38 0 -38 21562 21600 21562 21600 0 -38 0">
                   <v:imagedata r:id="rId10" o:title=""/>
+                  <w10:wrap type="through"/>
                 </v:shape>
               </w:pict>
             </w:r>
-          </w:p>
-        </w:tc>
-        <w:tc>
-          <w:tcPr>
-            <w:tcW w:w="825" w:type="dxa"/>
-            <w:vAlign w:val="center"/>
-          </w:tcPr>
-          <w:p>
-            <w:pPr>
-              <w:jc w:val="center"/>
-            </w:pPr>
           </w:p>
         </w:tc>
         <w:tc>
@@ -2218,9 +2197,9 @@
       <w:tblLook w:val="0000" w:firstRow="0" w:lastRow="0" w:firstColumn="0" w:lastColumn="0" w:noHBand="0" w:noVBand="0"/>
     </w:tblPr>
     <w:tblGrid>
-      <w:gridCol w:w="1942"/>
-      <w:gridCol w:w="5518"/>
-      <w:gridCol w:w="1184"/>
+      <w:gridCol w:w="1944"/>
+      <w:gridCol w:w="5517"/>
+      <w:gridCol w:w="1183"/>
     </w:tblGrid>
     <w:tr>
       <w:tc>
@@ -2266,7 +2245,7 @@
                 <v:path o:extrusionok="f" gradientshapeok="t" o:connecttype="rect"/>
                 <o:lock v:ext="edit" aspectratio="t"/>
               </v:shapetype>
-              <v:shape id="_x0000_i1026" type="#_x0000_t75" style="width:90.15pt;height:36.95pt">
+              <v:shape id="_x0000_i1026" type="#_x0000_t75" style="width:90.4pt;height:36.85pt">
                 <v:imagedata r:id="rId1" o:title="LOGO2"/>
               </v:shape>
             </w:pict>
@@ -2471,9 +2450,10 @@
           <w:r>
             <w:rPr>
               <w:rFonts w:cs="Arial"/>
+              <w:noProof/>
               <w:sz w:val="16"/>
             </w:rPr>
-            <w:pict w14:anchorId="39F29850">
+            <w:pict w14:anchorId="15C0C1CA">
               <v:shapetype id="_x0000_t75" coordsize="21600,21600" o:spt="75" o:preferrelative="t" path="m@4@5l@4@11@9@11@9@5xe" filled="f" stroked="f">
                 <v:stroke joinstyle="miter"/>
                 <v:formulas>
@@ -2493,8 +2473,9 @@
                 <v:path o:extrusionok="f" gradientshapeok="t" o:connecttype="rect"/>
                 <o:lock v:ext="edit" aspectratio="t"/>
               </v:shapetype>
-              <v:shape id="_x0000_i1027" type="#_x0000_t75" style="width:62.6pt;height:31.3pt">
+              <v:shape id="_x0000_s1029" type="#_x0000_t75" style="position:absolute;left:0;text-align:left;margin-left:371.25pt;margin-top:0;width:53.8pt;height:53.8pt;z-index:-1;mso-position-horizontal-relative:text;mso-position-vertical-relative:text" wrapcoords="-38 0 -38 21562 21600 21562 21600 0 -38 0">
                 <v:imagedata r:id="rId1" o:title=""/>
+                <w10:wrap type="through"/>
               </v:shape>
             </w:pict>
           </w:r>
@@ -2777,7 +2758,7 @@
                 <v:path o:extrusionok="f" gradientshapeok="t" o:connecttype="rect"/>
                 <o:lock v:ext="edit" aspectratio="t"/>
               </v:shapetype>
-              <v:shape id="_x0000_i1028" type="#_x0000_t75" style="width:90.15pt;height:36.95pt">
+              <v:shape id="_x0000_i1028" type="#_x0000_t75" style="width:90.4pt;height:36.85pt">
                 <v:imagedata r:id="rId1" o:title="LOGO2"/>
               </v:shape>
             </w:pict>
@@ -6487,21 +6468,6 @@
 </file>
 
 <file path=customXml/item1.xml><?xml version="1.0" encoding="utf-8"?>
-<?mso-contentType ?>
-<FormTemplates xmlns="http://schemas.microsoft.com/sharepoint/v3/contenttype/forms">
-  <Display>DocumentLibraryForm</Display>
-  <Edit>DocumentLibraryForm</Edit>
-  <New>DocumentLibraryForm</New>
-</FormTemplates>
-</file>
-
-<file path=customXml/item2.xml><?xml version="1.0" encoding="utf-8"?>
-<p:properties xmlns:p="http://schemas.microsoft.com/office/2006/metadata/properties" xmlns:xsi="http://www.w3.org/2001/XMLSchema-instance" xmlns:pc="http://schemas.microsoft.com/office/infopath/2007/PartnerControls">
-  <documentManagement/>
-</p:properties>
-</file>
-
-<file path=customXml/item3.xml><?xml version="1.0" encoding="utf-8"?>
 <ct:contentTypeSchema xmlns:ct="http://schemas.microsoft.com/office/2006/metadata/contentType" xmlns:ma="http://schemas.microsoft.com/office/2006/metadata/properties/metaAttributes" ct:_="" ma:_="" ma:contentTypeName="Documento" ma:contentTypeID="0x010100C4D8C2822012C745A04DAD716F3BBC49" ma:contentTypeVersion="0" ma:contentTypeDescription="Crear nuevo documento." ma:contentTypeScope="" ma:versionID="be74ff947479ebdeed49786b0be182f2">
   <xsd:schema xmlns:xsd="http://www.w3.org/2001/XMLSchema" xmlns:xs="http://www.w3.org/2001/XMLSchema" xmlns:p="http://schemas.microsoft.com/office/2006/metadata/properties" targetNamespace="http://schemas.microsoft.com/office/2006/metadata/properties" ma:root="true" ma:fieldsID="b037ac2621b9b9c8cd06b50fac5857cb">
     <xsd:element name="properties">
@@ -6615,10 +6581,33 @@
 </ct:contentTypeSchema>
 </file>
 
+<file path=customXml/item2.xml><?xml version="1.0" encoding="utf-8"?>
+<p:properties xmlns:p="http://schemas.microsoft.com/office/2006/metadata/properties" xmlns:xsi="http://www.w3.org/2001/XMLSchema-instance" xmlns:pc="http://schemas.microsoft.com/office/infopath/2007/PartnerControls">
+  <documentManagement/>
+</p:properties>
+</file>
+
+<file path=customXml/item3.xml><?xml version="1.0" encoding="utf-8"?>
+<?mso-contentType ?>
+<FormTemplates xmlns="http://schemas.microsoft.com/sharepoint/v3/contenttype/forms">
+  <Display>DocumentLibraryForm</Display>
+  <Edit>DocumentLibraryForm</Edit>
+  <New>DocumentLibraryForm</New>
+</FormTemplates>
+</file>
+
 <file path=customXml/itemProps1.xml><?xml version="1.0" encoding="utf-8"?>
-<ds:datastoreItem xmlns:ds="http://schemas.openxmlformats.org/officeDocument/2006/customXml" ds:itemID="{3150CBCF-CB53-4FA1-B8F2-650DD1A34A47}">
+<ds:datastoreItem xmlns:ds="http://schemas.openxmlformats.org/officeDocument/2006/customXml" ds:itemID="{B8B63B86-2966-4E53-ADEF-0198A3E5DF63}">
   <ds:schemaRefs>
-    <ds:schemaRef ds:uri="http://schemas.microsoft.com/sharepoint/v3/contenttype/forms"/>
+    <ds:schemaRef ds:uri="http://schemas.microsoft.com/office/2006/metadata/contentType"/>
+    <ds:schemaRef ds:uri="http://schemas.microsoft.com/office/2006/metadata/properties/metaAttributes"/>
+    <ds:schemaRef ds:uri="http://www.w3.org/2001/XMLSchema"/>
+    <ds:schemaRef ds:uri="http://schemas.microsoft.com/office/2006/metadata/properties"/>
+    <ds:schemaRef ds:uri="http://schemas.openxmlformats.org/package/2006/metadata/core-properties"/>
+    <ds:schemaRef ds:uri="http://purl.org/dc/elements/1.1/"/>
+    <ds:schemaRef ds:uri="http://purl.org/dc/terms/"/>
+    <ds:schemaRef ds:uri="http://schemas.microsoft.com/internal/obd"/>
+    <ds:schemaRef ds:uri="http://schemas.microsoft.com/office/infopath/2007/PartnerControls"/>
   </ds:schemaRefs>
 </ds:datastoreItem>
 </file>
@@ -6633,17 +6622,9 @@
 </file>
 
 <file path=customXml/itemProps3.xml><?xml version="1.0" encoding="utf-8"?>
-<ds:datastoreItem xmlns:ds="http://schemas.openxmlformats.org/officeDocument/2006/customXml" ds:itemID="{B8B63B86-2966-4E53-ADEF-0198A3E5DF63}">
+<ds:datastoreItem xmlns:ds="http://schemas.openxmlformats.org/officeDocument/2006/customXml" ds:itemID="{3150CBCF-CB53-4FA1-B8F2-650DD1A34A47}">
   <ds:schemaRefs>
-    <ds:schemaRef ds:uri="http://schemas.microsoft.com/office/2006/metadata/contentType"/>
-    <ds:schemaRef ds:uri="http://schemas.microsoft.com/office/2006/metadata/properties/metaAttributes"/>
-    <ds:schemaRef ds:uri="http://www.w3.org/2001/XMLSchema"/>
-    <ds:schemaRef ds:uri="http://schemas.microsoft.com/office/2006/metadata/properties"/>
-    <ds:schemaRef ds:uri="http://schemas.openxmlformats.org/package/2006/metadata/core-properties"/>
-    <ds:schemaRef ds:uri="http://purl.org/dc/elements/1.1/"/>
-    <ds:schemaRef ds:uri="http://purl.org/dc/terms/"/>
-    <ds:schemaRef ds:uri="http://schemas.microsoft.com/internal/obd"/>
-    <ds:schemaRef ds:uri="http://schemas.microsoft.com/office/infopath/2007/PartnerControls"/>
+    <ds:schemaRef ds:uri="http://schemas.microsoft.com/sharepoint/v3/contenttype/forms"/>
   </ds:schemaRefs>
 </ds:datastoreItem>
 </file>